--- a/questionnaire/v3/Ceres questionnaire - third draft.docx
+++ b/questionnaire/v3/Ceres questionnaire - third draft.docx
@@ -2399,7 +2399,7 @@
           <w:color w:val="8C857A"/>
           <w:sz w:val="18"/>
         </w:rPr>
-        <w:t xml:space="preserve">  Any pension plan, including VGBL, SIPP and pillar 3a</w:t>
+        <w:t xml:space="preserve">  Local tax-advantaged pension plans</w:t>
       </w:r>
     </w:p>
     <w:p>
@@ -2525,7 +2525,7 @@
           <w:color w:val="1F4B3A"/>
           <w:sz w:val="21"/>
         </w:rPr>
-        <w:t>From your Critical pile.</w:t>
+        <w:t>These are the products in your Critical pile.</w:t>
       </w:r>
     </w:p>
     <w:p>
@@ -5062,7 +5062,7 @@
           <w:color w:val="8C857A"/>
           <w:sz w:val="18"/>
         </w:rPr>
-        <w:t xml:space="preserve">  Any pension plan, including VGBL, SIPP and pillar 3a</w:t>
+        <w:t xml:space="preserve">  Local tax-advantaged pension plans</w:t>
       </w:r>
     </w:p>
     <w:p>
@@ -5246,7 +5246,7 @@
           <w:color w:val="8C857A"/>
           <w:sz w:val="18"/>
         </w:rPr>
-        <w:t xml:space="preserve">  Any pension plan, including VGBL, SIPP and pillar 3a</w:t>
+        <w:t xml:space="preserve">  Local tax-advantaged pension plans</w:t>
       </w:r>
     </w:p>
     <w:p>

--- a/questionnaire/v3/Ceres questionnaire - third draft.docx
+++ b/questionnaire/v3/Ceres questionnaire - third draft.docx
@@ -1697,7 +1697,7 @@
           <w:color w:val="8C857A"/>
           <w:sz w:val="18"/>
         </w:rPr>
-        <w:t xml:space="preserve">  An investments centre of excellence</w:t>
+        <w:t xml:space="preserve">  Investment specialists who serve many bankers' clients</w:t>
       </w:r>
     </w:p>
     <w:p>
@@ -1788,7 +1788,7 @@
           <w:color w:val="1F4B3A"/>
           <w:sz w:val="21"/>
         </w:rPr>
-        <w:t>J.P. Morgan has an industry-leading platform to cover HNW clients.</w:t>
+        <w:t>Picture it five years after launch. J.P. Morgan has an industry-leading platform to cover HNW clients.</w:t>
       </w:r>
     </w:p>
     <w:p>
@@ -3474,7 +3474,7 @@
           <w:color w:val="8C857A"/>
           <w:sz w:val="18"/>
         </w:rPr>
-        <w:t xml:space="preserve">  An investments centre of excellence</w:t>
+        <w:t xml:space="preserve">  Works behind the banker</w:t>
       </w:r>
     </w:p>
     <w:p>
@@ -3503,6 +3503,15 @@
           <w:sz w:val="20"/>
         </w:rPr>
         <w:t>•  An investment specialist resource alongside the banker</w:t>
+      </w:r>
+      <w:r>
+        <w:rPr>
+          <w:b w:val="0"/>
+          <w:i w:val="0"/>
+          <w:color w:val="8C857A"/>
+          <w:sz w:val="18"/>
+        </w:rPr>
+        <w:t xml:space="preserve">  Joins client meetings</w:t>
       </w:r>
     </w:p>
     <w:p>
@@ -5423,7 +5432,7 @@
           <w:color w:val="8C857A"/>
           <w:sz w:val="18"/>
         </w:rPr>
-        <w:t xml:space="preserve">  Tax, estate and lending experts</w:t>
+        <w:t xml:space="preserve">  Tax and cross-border experts</w:t>
       </w:r>
     </w:p>
     <w:p>
@@ -5740,7 +5749,7 @@
           <w:color w:val="8C857A"/>
           <w:sz w:val="18"/>
         </w:rPr>
-        <w:t xml:space="preserve">  Calls before the client asks, and remembers the details</w:t>
+        <w:t xml:space="preserve">  Before the client asks</w:t>
       </w:r>
     </w:p>
     <w:p>
@@ -6872,7 +6881,7 @@
           <w:i w:val="0"/>
           <w:sz w:val="20"/>
         </w:rPr>
-        <w:t>•  Another global or private bank</w:t>
+        <w:t>•  Another bank</w:t>
       </w:r>
       <w:r>
         <w:rPr>
@@ -6881,7 +6890,7 @@
           <w:color w:val="8C857A"/>
           <w:sz w:val="18"/>
         </w:rPr>
-        <w:t xml:space="preserve">  Not your market's leading bank</w:t>
+        <w:t xml:space="preserve">  Global, private or another local bank</w:t>
       </w:r>
     </w:p>
     <w:p>
@@ -7119,7 +7128,7 @@
           <w:i w:val="0"/>
           <w:sz w:val="20"/>
         </w:rPr>
-        <w:t>•  Another global or private bank</w:t>
+        <w:t>•  Another bank</w:t>
       </w:r>
       <w:r>
         <w:rPr>
@@ -7128,7 +7137,7 @@
           <w:color w:val="8C857A"/>
           <w:sz w:val="18"/>
         </w:rPr>
-        <w:t xml:space="preserve">  Not your market's leading bank</w:t>
+        <w:t xml:space="preserve">  Global, private or another local bank</w:t>
       </w:r>
     </w:p>
     <w:p>
@@ -7351,7 +7360,16 @@
           <w:i w:val="0"/>
           <w:sz w:val="20"/>
         </w:rPr>
-        <w:t>•  Another global or private bank</w:t>
+        <w:t>•  Another bank</w:t>
+      </w:r>
+      <w:r>
+        <w:rPr>
+          <w:b w:val="0"/>
+          <w:i w:val="0"/>
+          <w:color w:val="8C857A"/>
+          <w:sz w:val="18"/>
+        </w:rPr>
+        <w:t xml:space="preserve">  Global, private or another local bank</w:t>
       </w:r>
     </w:p>
     <w:p>
@@ -8909,7 +8927,7 @@
           <w:color w:val="1F4B3A"/>
           <w:sz w:val="21"/>
         </w:rPr>
-        <w:t>A last question, about distance.</w:t>
+        <w:t>One more, about distance.</w:t>
       </w:r>
     </w:p>
     <w:p>
@@ -9222,7 +9240,7 @@
           <w:color w:val="8C857A"/>
           <w:sz w:val="18"/>
         </w:rPr>
-        <w:t>Why clients would choose them</w:t>
+        <w:t>What sets the best HNW bankers apart</w:t>
       </w:r>
     </w:p>
     <w:p>
@@ -9843,7 +9861,7 @@
           <w:i w:val="0"/>
           <w:sz w:val="24"/>
         </w:rPr>
-        <w:t>Three years after launch, how much of a client's contact with us will happen without a banker?</w:t>
+        <w:t>Three years after launch, what share of a client's requests and transactions will be handled without a banker?</w:t>
       </w:r>
     </w:p>
     <w:p>
@@ -9858,7 +9876,7 @@
           <w:color w:val="6B6761"/>
           <w:sz w:val="19"/>
         </w:rPr>
-        <w:t>JPOI, web and self-service. A video call with a banker counts as banker contact.</w:t>
+        <w:t>Count payments, trades, documents and questions, not log-ins. JPOI, the web and the service team count as without a banker.</w:t>
       </w:r>
     </w:p>
     <w:p>
@@ -9881,7 +9899,7 @@
           <w:i w:val="0"/>
           <w:sz w:val="20"/>
         </w:rPr>
-        <w:t>They pick a point from 0% to 100%: the share of contact that happens without a banker. The screen shows the split, such as 70% JPOI and web, 30% with a banker.</w:t>
+        <w:t>They pick a point from 0% to 100%: the share of requests and transactions handled without a banker. The screen shows the split, such as 70% without a banker, 30% with a banker.</w:t>
       </w:r>
     </w:p>
     <w:p>
@@ -11381,7 +11399,7 @@
           <w:color w:val="1F4B3A"/>
           <w:sz w:val="21"/>
         </w:rPr>
-        <w:t>We can't fund everything.</w:t>
+        <w:t>We can't do everything at once.</w:t>
       </w:r>
     </w:p>
     <w:p>
@@ -11397,7 +11415,7 @@
           <w:i w:val="0"/>
           <w:sz w:val="24"/>
         </w:rPr>
-        <w:t>If we could pay for only one of these, which one?</w:t>
+        <w:t>If we could make only one of these changes, which one?</w:t>
       </w:r>
     </w:p>
     <w:p>
@@ -12303,7 +12321,7 @@
           <w:i w:val="0"/>
           <w:sz w:val="20"/>
         </w:rPr>
-        <w:t>4.  5 years</w:t>
+        <w:t>4.  4-5 years</w:t>
       </w:r>
     </w:p>
     <w:p>
@@ -12317,7 +12335,7 @@
           <w:i w:val="0"/>
           <w:sz w:val="20"/>
         </w:rPr>
-        <w:t>5.  As long as the client stays</w:t>
+        <w:t>5.  More than 5 years</w:t>
       </w:r>
     </w:p>
     <w:p>
@@ -12869,22 +12887,7 @@
           <w:i w:val="0"/>
           <w:sz w:val="24"/>
         </w:rPr>
-        <w:t>Where does J.P. Morgan stand on each of these today?</w:t>
-      </w:r>
-    </w:p>
-    <w:p>
-      <w:pPr>
-        <w:spacing w:after="20"/>
-        <w:ind w:left="0"/>
-      </w:pPr>
-      <w:r>
-        <w:rPr>
-          <w:b w:val="0"/>
-          <w:i/>
-          <w:color w:val="6B6761"/>
-          <w:sz w:val="19"/>
-        </w:rPr>
-        <w:t>Answer for the IPB as a whole.</w:t>
+        <w:t>Where does the IPB stand on each of these today?</w:t>
       </w:r>
     </w:p>
     <w:p>
@@ -12907,7 +12910,7 @@
           <w:i w:val="0"/>
           <w:sz w:val="20"/>
         </w:rPr>
-        <w:t>Stamp each card with one of: Ready now / Fixable within a year / A real gap.</w:t>
+        <w:t>Stamp each card with one of: Ready now / Fixable within a year / Needs more than a year.</w:t>
       </w:r>
     </w:p>
     <w:p>
@@ -13419,6 +13422,21 @@
           <w:sz w:val="24"/>
         </w:rPr>
         <w:t>How many years would you give the HNW business to break even?</w:t>
+      </w:r>
+    </w:p>
+    <w:p>
+      <w:pPr>
+        <w:spacing w:after="20"/>
+        <w:ind w:left="567"/>
+      </w:pPr>
+      <w:r>
+        <w:rPr>
+          <w:b w:val="0"/>
+          <w:i/>
+          <w:color w:val="6B6761"/>
+          <w:sz w:val="19"/>
+        </w:rPr>
+        <w:t>Break even means the first full year in which revenue covers all costs, bankers and technology included.</w:t>
       </w:r>
     </w:p>
     <w:p>
